--- a/data/revised_2026-10_full/tracked/v2/Chemistry/SS1.5_Periodicity/Chemistry_Periodicity_FinalExplanation_TRACKED.docx
+++ b/data/revised_2026-10_full/tracked/v2/Chemistry/SS1.5_Periodicity/Chemistry_Periodicity_FinalExplanation_TRACKED.docx
@@ -436,7 +436,7 @@
               </w:rPr>
               <w:t xml:space="preserve">This is your Final Explanation for the unit. Remember the driving question: Why do elements that sit next to each other in the periodic table, like sodium and magnesium, or chlorine and argon, behave so differently, and can we use an element's position in the table to predict exactly how it will behave before we ever put it in a test tube? Use what you observed in the Lake Victoria demonstration at the Kisumu Water and Sanitation Company and in Lessons 1 to 7. Write your answers in the space under each prompt. Use electron configurations in the form 2,8,1, and use the key terms nuclear charge, shielding, ionisation energy and full outer shell. </w:t>
             </w:r>
-            <w:del w:id="9001" w:author="Claude (AI) - proposed" w:date="2026-10-15T03:01:11Z">
+            <w:del w:id="9001" w:author="Claude (AI) - proposed" w:date="2026-10-18T00:26:52Z">
               <w:r>
                 <w:rPr>
                   <w:rFonts w:ascii="Arial" w:cs="Arial" w:eastAsia="Arial" w:hAnsi="Arial"/>
@@ -451,7 +451,7 @@
                 <w:delText xml:space="preserve">Support each claim with evidence</w:delText>
               </w:r>
             </w:del>
-            <w:ins w:id="9002" w:author="Claude (AI) - proposed" w:date="2026-10-15T03:01:11Z">
+            <w:ins w:id="9002" w:author="Claude (AI) - proposed" w:date="2026-10-18T00:26:52Z">
               <w:r>
                 <w:rPr>
                   <w:rFonts w:ascii="Arial" w:cs="Arial" w:eastAsia="Arial" w:hAnsi="Arial"/>
@@ -479,7 +479,7 @@
               </w:rPr>
               <w:t xml:space="preserve"> from the lessons</w:t>
             </w:r>
-            <w:ins w:id="9003" w:author="Claude (AI) - proposed" w:date="2026-10-15T03:01:11Z">
+            <w:ins w:id="9003" w:author="Claude (AI) - proposed" w:date="2026-10-18T00:26:52Z">
               <w:r>
                 <w:rPr>
                   <w:rFonts w:ascii="Arial" w:cs="Arial" w:eastAsia="Arial" w:hAnsi="Arial"/>
@@ -1565,7 +1565,7 @@
               </w:rPr>
               <w:t xml:space="preserve">In </w:t>
             </w:r>
-            <w:del w:id="9004" w:author="Claude (AI) - proposed" w:date="2026-10-15T03:01:11Z">
+            <w:del w:id="9004" w:author="Claude (AI) - proposed" w:date="2026-10-18T00:26:52Z">
               <w:r>
                 <w:rPr>
                   <w:rFonts w:ascii="Arial" w:cs="Arial" w:eastAsia="Arial" w:hAnsi="Arial"/>
@@ -1580,7 +1580,7 @@
                 <w:delText xml:space="preserve">Lessons 1 and</w:delText>
               </w:r>
             </w:del>
-            <w:ins w:id="9005" w:author="Claude (AI) - proposed" w:date="2026-10-15T03:01:11Z">
+            <w:ins w:id="9005" w:author="Claude (AI) - proposed" w:date="2026-10-18T00:26:52Z">
               <w:r>
                 <w:rPr>
                   <w:rFonts w:ascii="Arial" w:cs="Arial" w:eastAsia="Arial" w:hAnsi="Arial"/>
@@ -2458,7 +2458,7 @@
               <w:spacing w:after="40" w:before="0"/>
               <w:jc w:val="left"/>
             </w:pPr>
-            <w:del w:id="9006" w:author="Claude (AI) - proposed" w:date="2026-10-15T03:01:11Z">
+            <w:del w:id="9006" w:author="Claude (AI) - proposed" w:date="2026-10-18T00:26:52Z">
               <w:r>
                 <w:rPr>
                   <w:rFonts w:ascii="Arial" w:cs="Arial" w:eastAsia="Arial" w:hAnsi="Arial"/>
@@ -2473,7 +2473,7 @@
                 <w:delText xml:space="preserve">Correctly</w:delText>
               </w:r>
             </w:del>
-            <w:ins w:id="9007" w:author="Claude (AI) - proposed" w:date="2026-10-15T03:01:11Z">
+            <w:ins w:id="9007" w:author="Claude (AI) - proposed" w:date="2026-10-18T00:26:52Z">
               <w:r>
                 <w:rPr>
                   <w:rFonts w:ascii="Arial" w:cs="Arial" w:eastAsia="Arial" w:hAnsi="Arial"/>
@@ -2521,7 +2521,7 @@
               <w:spacing w:after="40" w:before="0"/>
               <w:jc w:val="left"/>
             </w:pPr>
-            <w:del w:id="9008" w:author="Claude (AI) - proposed" w:date="2026-10-15T03:01:11Z">
+            <w:del w:id="9008" w:author="Claude (AI) - proposed" w:date="2026-10-18T00:26:52Z">
               <w:r>
                 <w:rPr>
                   <w:rFonts w:ascii="Arial" w:cs="Arial" w:eastAsia="Arial" w:hAnsi="Arial"/>
@@ -2536,7 +2536,7 @@
                 <w:delText xml:space="preserve">Writes</w:delText>
               </w:r>
             </w:del>
-            <w:ins w:id="9009" w:author="Claude (AI) - proposed" w:date="2026-10-15T03:01:11Z">
+            <w:ins w:id="9009" w:author="Claude (AI) - proposed" w:date="2026-10-18T00:26:52Z">
               <w:r>
                 <w:rPr>
                   <w:rFonts w:ascii="Arial" w:cs="Arial" w:eastAsia="Arial" w:hAnsi="Arial"/>
@@ -2584,7 +2584,7 @@
               <w:spacing w:after="40" w:before="0"/>
               <w:jc w:val="left"/>
             </w:pPr>
-            <w:del w:id="9010" w:author="Claude (AI) - proposed" w:date="2026-10-15T03:01:11Z">
+            <w:del w:id="9010" w:author="Claude (AI) - proposed" w:date="2026-10-18T00:26:52Z">
               <w:r>
                 <w:rPr>
                   <w:rFonts w:ascii="Arial" w:cs="Arial" w:eastAsia="Arial" w:hAnsi="Arial"/>
@@ -2599,7 +2599,7 @@
                 <w:delText xml:space="preserve">Configurations</w:delText>
               </w:r>
             </w:del>
-            <w:ins w:id="9011" w:author="Claude (AI) - proposed" w:date="2026-10-15T03:01:11Z">
+            <w:ins w:id="9011" w:author="Claude (AI) - proposed" w:date="2026-10-18T00:26:52Z">
               <w:r>
                 <w:rPr>
                   <w:rFonts w:ascii="Arial" w:cs="Arial" w:eastAsia="Arial" w:hAnsi="Arial"/>
@@ -2682,7 +2682,7 @@
               <w:spacing w:after="40" w:before="0"/>
               <w:jc w:val="left"/>
             </w:pPr>
-            <w:del w:id="9012" w:author="Claude (AI) - proposed" w:date="2026-10-15T03:01:11Z">
+            <w:del w:id="9012" w:author="Claude (AI) - proposed" w:date="2026-10-18T00:26:52Z">
               <w:r>
                 <w:rPr>
                   <w:rFonts w:ascii="Arial" w:cs="Arial" w:eastAsia="Arial" w:hAnsi="Arial"/>
@@ -2697,7 +2697,7 @@
                 <w:delText xml:space="preserve">Accurately</w:delText>
               </w:r>
             </w:del>
-            <w:ins w:id="9013" w:author="Claude (AI) - proposed" w:date="2026-10-15T03:01:11Z">
+            <w:ins w:id="9013" w:author="Claude (AI) - proposed" w:date="2026-10-18T00:26:52Z">
               <w:r>
                 <w:rPr>
                   <w:rFonts w:ascii="Arial" w:cs="Arial" w:eastAsia="Arial" w:hAnsi="Arial"/>
@@ -2725,7 +2725,7 @@
               </w:rPr>
               <w:t xml:space="preserve"> explains the Group I, Period 3 and Group VII trends</w:t>
             </w:r>
-            <w:del w:id="9014" w:author="Claude (AI) - proposed" w:date="2026-10-15T03:01:11Z">
+            <w:del w:id="9014" w:author="Claude (AI) - proposed" w:date="2026-10-18T00:26:52Z">
               <w:r>
                 <w:rPr>
                   <w:rFonts w:ascii="Arial" w:cs="Arial" w:eastAsia="Arial" w:hAnsi="Arial"/>
@@ -2753,7 +2753,7 @@
               </w:rPr>
               <w:t xml:space="preserve"> using all three ideas</w:t>
             </w:r>
-            <w:del w:id="9015" w:author="Claude (AI) - proposed" w:date="2026-10-15T03:01:11Z">
+            <w:del w:id="9015" w:author="Claude (AI) - proposed" w:date="2026-10-18T00:26:52Z">
               <w:r>
                 <w:rPr>
                   <w:rFonts w:ascii="Arial" w:cs="Arial" w:eastAsia="Arial" w:hAnsi="Arial"/>
@@ -2768,7 +2768,7 @@
                 <w:delText xml:space="preserve"> and showing why</w:delText>
               </w:r>
             </w:del>
-            <w:ins w:id="9016" w:author="Claude (AI) - proposed" w:date="2026-10-15T03:01:11Z">
+            <w:ins w:id="9016" w:author="Claude (AI) - proposed" w:date="2026-10-18T00:26:52Z">
               <w:r>
                 <w:rPr>
                   <w:rFonts w:ascii="Arial" w:cs="Arial" w:eastAsia="Arial" w:hAnsi="Arial"/>
@@ -2796,7 +2796,7 @@
               </w:rPr>
               <w:t xml:space="preserve"> Group I and Group VII trends are opposite</w:t>
             </w:r>
-            <w:ins w:id="9017" w:author="Claude (AI) - proposed" w:date="2026-10-15T03:01:11Z">
+            <w:ins w:id="9017" w:author="Claude (AI) - proposed" w:date="2026-10-18T00:26:52Z">
               <w:r>
                 <w:rPr>
                   <w:rFonts w:ascii="Arial" w:cs="Arial" w:eastAsia="Arial" w:hAnsi="Arial"/>
@@ -2844,7 +2844,7 @@
               <w:spacing w:after="40" w:before="0"/>
               <w:jc w:val="left"/>
             </w:pPr>
-            <w:del w:id="9018" w:author="Claude (AI) - proposed" w:date="2026-10-15T03:01:11Z">
+            <w:del w:id="9018" w:author="Claude (AI) - proposed" w:date="2026-10-18T00:26:52Z">
               <w:r>
                 <w:rPr>
                   <w:rFonts w:ascii="Arial" w:cs="Arial" w:eastAsia="Arial" w:hAnsi="Arial"/>
@@ -2859,7 +2859,7 @@
                 <w:delText xml:space="preserve">Explains</w:delText>
               </w:r>
             </w:del>
-            <w:ins w:id="9019" w:author="Claude (AI) - proposed" w:date="2026-10-15T03:01:11Z">
+            <w:ins w:id="9019" w:author="Claude (AI) - proposed" w:date="2026-10-18T00:26:52Z">
               <w:r>
                 <w:rPr>
                   <w:rFonts w:ascii="Arial" w:cs="Arial" w:eastAsia="Arial" w:hAnsi="Arial"/>
@@ -2907,7 +2907,7 @@
               <w:spacing w:after="40" w:before="0"/>
               <w:jc w:val="left"/>
             </w:pPr>
-            <w:del w:id="9020" w:author="Claude (AI) - proposed" w:date="2026-10-15T03:01:11Z">
+            <w:del w:id="9020" w:author="Claude (AI) - proposed" w:date="2026-10-18T00:26:52Z">
               <w:r>
                 <w:rPr>
                   <w:rFonts w:ascii="Arial" w:cs="Arial" w:eastAsia="Arial" w:hAnsi="Arial"/>
@@ -2922,7 +2922,7 @@
                 <w:delText xml:space="preserve">Describes</w:delText>
               </w:r>
             </w:del>
-            <w:ins w:id="9021" w:author="Claude (AI) - proposed" w:date="2026-10-15T03:01:11Z">
+            <w:ins w:id="9021" w:author="Claude (AI) - proposed" w:date="2026-10-18T00:26:52Z">
               <w:r>
                 <w:rPr>
                   <w:rFonts w:ascii="Arial" w:cs="Arial" w:eastAsia="Arial" w:hAnsi="Arial"/>
@@ -3005,7 +3005,7 @@
               <w:spacing w:after="40" w:before="0"/>
               <w:jc w:val="left"/>
             </w:pPr>
-            <w:del w:id="9022" w:author="Claude (AI) - proposed" w:date="2026-10-15T03:01:11Z">
+            <w:del w:id="9022" w:author="Claude (AI) - proposed" w:date="2026-10-18T00:26:52Z">
               <w:r>
                 <w:rPr>
                   <w:rFonts w:ascii="Arial" w:cs="Arial" w:eastAsia="Arial" w:hAnsi="Arial"/>
@@ -3020,7 +3020,7 @@
                 <w:delText xml:space="preserve">Cites</w:delText>
               </w:r>
             </w:del>
-            <w:ins w:id="9023" w:author="Claude (AI) - proposed" w:date="2026-10-15T03:01:11Z">
+            <w:ins w:id="9023" w:author="Claude (AI) - proposed" w:date="2026-10-18T00:26:52Z">
               <w:r>
                 <w:rPr>
                   <w:rFonts w:ascii="Arial" w:cs="Arial" w:eastAsia="Arial" w:hAnsi="Arial"/>
@@ -3048,7 +3048,7 @@
               </w:rPr>
               <w:t xml:space="preserve"> specific observations and values (such as 496, 738</w:t>
             </w:r>
-            <w:ins w:id="9024" w:author="Claude (AI) - proposed" w:date="2026-10-15T03:01:11Z">
+            <w:ins w:id="9024" w:author="Claude (AI) - proposed" w:date="2026-10-18T00:26:52Z">
               <w:r>
                 <w:rPr>
                   <w:rFonts w:ascii="Arial" w:cs="Arial" w:eastAsia="Arial" w:hAnsi="Arial"/>
@@ -3096,7 +3096,7 @@
               <w:spacing w:after="40" w:before="0"/>
               <w:jc w:val="left"/>
             </w:pPr>
-            <w:del w:id="9025" w:author="Claude (AI) - proposed" w:date="2026-10-15T03:01:11Z">
+            <w:del w:id="9025" w:author="Claude (AI) - proposed" w:date="2026-10-18T00:26:52Z">
               <w:r>
                 <w:rPr>
                   <w:rFonts w:ascii="Arial" w:cs="Arial" w:eastAsia="Arial" w:hAnsi="Arial"/>
@@ -3111,7 +3111,7 @@
                 <w:delText xml:space="preserve">Cites</w:delText>
               </w:r>
             </w:del>
-            <w:ins w:id="9026" w:author="Claude (AI) - proposed" w:date="2026-10-15T03:01:11Z">
+            <w:ins w:id="9026" w:author="Claude (AI) - proposed" w:date="2026-10-18T00:26:52Z">
               <w:r>
                 <w:rPr>
                   <w:rFonts w:ascii="Arial" w:cs="Arial" w:eastAsia="Arial" w:hAnsi="Arial"/>
@@ -3159,7 +3159,7 @@
               <w:spacing w:after="40" w:before="0"/>
               <w:jc w:val="left"/>
             </w:pPr>
-            <w:del w:id="9027" w:author="Claude (AI) - proposed" w:date="2026-10-15T03:01:11Z">
+            <w:del w:id="9027" w:author="Claude (AI) - proposed" w:date="2026-10-18T00:26:52Z">
               <w:r>
                 <w:rPr>
                   <w:rFonts w:ascii="Arial" w:cs="Arial" w:eastAsia="Arial" w:hAnsi="Arial"/>
@@ -3174,7 +3174,7 @@
                 <w:delText xml:space="preserve">Little</w:delText>
               </w:r>
             </w:del>
-            <w:ins w:id="9028" w:author="Claude (AI) - proposed" w:date="2026-10-15T03:01:11Z">
+            <w:ins w:id="9028" w:author="Claude (AI) - proposed" w:date="2026-10-18T00:26:52Z">
               <w:r>
                 <w:rPr>
                   <w:rFonts w:ascii="Arial" w:cs="Arial" w:eastAsia="Arial" w:hAnsi="Arial"/>
@@ -3202,7 +3202,7 @@
               </w:rPr>
               <w:t xml:space="preserve"> or no evidence</w:t>
             </w:r>
-            <w:ins w:id="9029" w:author="Claude (AI) - proposed" w:date="2026-10-15T03:01:11Z">
+            <w:ins w:id="9029" w:author="Claude (AI) - proposed" w:date="2026-10-18T00:26:52Z">
               <w:r>
                 <w:rPr>
                   <w:rFonts w:ascii="Arial" w:cs="Arial" w:eastAsia="Arial" w:hAnsi="Arial"/>
@@ -3285,7 +3285,7 @@
               <w:spacing w:after="40" w:before="0"/>
               <w:jc w:val="left"/>
             </w:pPr>
-            <w:del w:id="9030" w:author="Claude (AI) - proposed" w:date="2026-10-15T03:01:11Z">
+            <w:del w:id="9030" w:author="Claude (AI) - proposed" w:date="2026-10-18T00:26:52Z">
               <w:r>
                 <w:rPr>
                   <w:rFonts w:ascii="Arial" w:cs="Arial" w:eastAsia="Arial" w:hAnsi="Arial"/>
@@ -3300,7 +3300,7 @@
                 <w:delText xml:space="preserve">Balanced</w:delText>
               </w:r>
             </w:del>
-            <w:ins w:id="9031" w:author="Claude (AI) - proposed" w:date="2026-10-15T03:01:11Z">
+            <w:ins w:id="9031" w:author="Claude (AI) - proposed" w:date="2026-10-18T00:26:52Z">
               <w:r>
                 <w:rPr>
                   <w:rFonts w:ascii="Arial" w:cs="Arial" w:eastAsia="Arial" w:hAnsi="Arial"/>
@@ -3348,7 +3348,7 @@
               <w:spacing w:after="40" w:before="0"/>
               <w:jc w:val="left"/>
             </w:pPr>
-            <w:del w:id="9032" w:author="Claude (AI) - proposed" w:date="2026-10-15T03:01:11Z">
+            <w:del w:id="9032" w:author="Claude (AI) - proposed" w:date="2026-10-18T00:26:52Z">
               <w:r>
                 <w:rPr>
                   <w:rFonts w:ascii="Arial" w:cs="Arial" w:eastAsia="Arial" w:hAnsi="Arial"/>
@@ -3363,7 +3363,7 @@
                 <w:delText xml:space="preserve">Equations</w:delText>
               </w:r>
             </w:del>
-            <w:ins w:id="9033" w:author="Claude (AI) - proposed" w:date="2026-10-15T03:01:11Z">
+            <w:ins w:id="9033" w:author="Claude (AI) - proposed" w:date="2026-10-18T00:26:52Z">
               <w:r>
                 <w:rPr>
                   <w:rFonts w:ascii="Arial" w:cs="Arial" w:eastAsia="Arial" w:hAnsi="Arial"/>
@@ -3411,7 +3411,7 @@
               <w:spacing w:after="40" w:before="0"/>
               <w:jc w:val="left"/>
             </w:pPr>
-            <w:del w:id="9034" w:author="Claude (AI) - proposed" w:date="2026-10-15T03:01:11Z">
+            <w:del w:id="9034" w:author="Claude (AI) - proposed" w:date="2026-10-18T00:26:52Z">
               <w:r>
                 <w:rPr>
                   <w:rFonts w:ascii="Arial" w:cs="Arial" w:eastAsia="Arial" w:hAnsi="Arial"/>
@@ -3426,7 +3426,7 @@
                 <w:delText xml:space="preserve">Equations</w:delText>
               </w:r>
             </w:del>
-            <w:ins w:id="9035" w:author="Claude (AI) - proposed" w:date="2026-10-15T03:01:11Z">
+            <w:ins w:id="9035" w:author="Claude (AI) - proposed" w:date="2026-10-18T00:26:52Z">
               <w:r>
                 <w:rPr>
                   <w:rFonts w:ascii="Arial" w:cs="Arial" w:eastAsia="Arial" w:hAnsi="Arial"/>
@@ -3509,7 +3509,7 @@
               <w:spacing w:after="40" w:before="0"/>
               <w:jc w:val="left"/>
             </w:pPr>
-            <w:del w:id="9036" w:author="Claude (AI) - proposed" w:date="2026-10-15T03:01:11Z">
+            <w:del w:id="9036" w:author="Claude (AI) - proposed" w:date="2026-10-18T00:26:52Z">
               <w:r>
                 <w:rPr>
                   <w:rFonts w:ascii="Arial" w:cs="Arial" w:eastAsia="Arial" w:hAnsi="Arial"/>
@@ -3524,7 +3524,7 @@
                 <w:delText xml:space="preserve">Gives</w:delText>
               </w:r>
             </w:del>
-            <w:ins w:id="9037" w:author="Claude (AI) - proposed" w:date="2026-10-15T03:01:11Z">
+            <w:ins w:id="9037" w:author="Claude (AI) - proposed" w:date="2026-10-18T00:26:52Z">
               <w:r>
                 <w:rPr>
                   <w:rFonts w:ascii="Arial" w:cs="Arial" w:eastAsia="Arial" w:hAnsi="Arial"/>
@@ -3572,7 +3572,7 @@
               <w:spacing w:after="40" w:before="0"/>
               <w:jc w:val="left"/>
             </w:pPr>
-            <w:del w:id="9038" w:author="Claude (AI) - proposed" w:date="2026-10-15T03:01:11Z">
+            <w:del w:id="9038" w:author="Claude (AI) - proposed" w:date="2026-10-18T00:26:52Z">
               <w:r>
                 <w:rPr>
                   <w:rFonts w:ascii="Arial" w:cs="Arial" w:eastAsia="Arial" w:hAnsi="Arial"/>
@@ -3587,7 +3587,7 @@
                 <w:delText xml:space="preserve">Gives</w:delText>
               </w:r>
             </w:del>
-            <w:ins w:id="9039" w:author="Claude (AI) - proposed" w:date="2026-10-15T03:01:11Z">
+            <w:ins w:id="9039" w:author="Claude (AI) - proposed" w:date="2026-10-18T00:26:52Z">
               <w:r>
                 <w:rPr>
                   <w:rFonts w:ascii="Arial" w:cs="Arial" w:eastAsia="Arial" w:hAnsi="Arial"/>
@@ -3635,7 +3635,7 @@
               <w:spacing w:after="40" w:before="0"/>
               <w:jc w:val="left"/>
             </w:pPr>
-            <w:del w:id="9040" w:author="Claude (AI) - proposed" w:date="2026-10-15T03:01:11Z">
+            <w:del w:id="9040" w:author="Claude (AI) - proposed" w:date="2026-10-18T00:26:52Z">
               <w:r>
                 <w:rPr>
                   <w:rFonts w:ascii="Arial" w:cs="Arial" w:eastAsia="Arial" w:hAnsi="Arial"/>
@@ -3650,7 +3650,7 @@
                 <w:delText xml:space="preserve">Prediction</w:delText>
               </w:r>
             </w:del>
-            <w:ins w:id="9041" w:author="Claude (AI) - proposed" w:date="2026-10-15T03:01:11Z">
+            <w:ins w:id="9041" w:author="Claude (AI) - proposed" w:date="2026-10-18T00:26:52Z">
               <w:r>
                 <w:rPr>
                   <w:rFonts w:ascii="Arial" w:cs="Arial" w:eastAsia="Arial" w:hAnsi="Arial"/>
@@ -3800,7 +3800,7 @@
         </w:rPr>
         <w:t xml:space="preserve">© 2026 SeaVuria and ARES. This work is licensed under a </w:t>
       </w:r>
-      <w:hyperlink w:history="1" r:id="rIdddtgspcpgtzo72oj1pbsp">
+      <w:hyperlink w:history="1" r:id="rIdml3kejqjt9zt-htgc3ld8">
         <w:r>
           <w:rPr>
             <w:rFonts w:ascii="Arial" w:cs="Arial" w:eastAsia="Arial" w:hAnsi="Arial"/>
@@ -3820,7 +3820,7 @@
         </w:rPr>
         <w:t xml:space="preserve"> (</w:t>
       </w:r>
-      <w:hyperlink w:history="1" r:id="rIdrtc3u6mkp7qvvdv0d3b1y">
+      <w:hyperlink w:history="1" r:id="rIdzbkqseawqpowcbmxy_1si">
         <w:r>
           <w:rPr>
             <w:rFonts w:ascii="Arial" w:cs="Arial" w:eastAsia="Arial" w:hAnsi="Arial"/>
@@ -3840,7 +3840,7 @@
         </w:rPr>
         <w:t xml:space="preserve">). To view a copy of this license, visit </w:t>
       </w:r>
-      <w:hyperlink w:history="1" r:id="rIdtdpr-83cwq2zhd-mbdwsz">
+      <w:hyperlink w:history="1" r:id="rIdygwets4dr0ipyig6qqewb">
         <w:r>
           <w:rPr>
             <w:rFonts w:ascii="Arial" w:cs="Arial" w:eastAsia="Arial" w:hAnsi="Arial"/>
